--- a/docs/a traduire/these/Thesis_AI_For_Americans_First_EN.docx
+++ b/docs/a traduire/these/Thesis_AI_For_Americans_First_EN.docx
@@ -131,7 +131,7 @@
                 <w:color w:val="1A2744"/>
                 <w:sz w:val="22"/>
               </w:rPr>
-              <w:t>76.9% of global operational AI compute = USA</w:t>
+              <w:t>78.9% of global operational AI compute = USA</w:t>
             </w:r>
           </w:p>
         </w:tc>
@@ -173,7 +173,7 @@
                 <w:color w:val="1A2744"/>
                 <w:sz w:val="22"/>
               </w:rPr>
-              <w:t>3.46:1 US/EU CACI ratio (Power Mode)</w:t>
+              <w:t>3.64:1 US/EU CACI ratio (Power Mode)</w:t>
             </w:r>
           </w:p>
         </w:tc>
@@ -313,7 +313,7 @@
           <w:color w:val="202020"/>
           <w:sz w:val="22"/>
         </w:rPr>
-        <w:t>As of April 2026, the United States concentrates 76.9% of global operational AI compute. The raw US/EU compute ratio stands at 17.6:1, which the CACI Power Mode formula translates into a 3.46:1 advantage. While the EU maintains high sovereignty over its physical install base (99.2%), its vulnerability lies in the operational cloud layer (hosted mainly on AWS/Azure/GCP).</w:t>
+        <w:t>As of April 2026, the United States concentrates 78.9% of global operational AI compute. The raw US/EU compute ratio stands at 17.6:1, which the CACI Power Mode formula translates into a 3.64:1 advantage. While the EU maintains high sovereignty over its physical install base (78.6%), its vulnerability lies in the operational cloud layer (hosted mainly on AWS/Azure/GCP).</w:t>
       </w:r>
     </w:p>
     <w:p>

--- a/docs/a traduire/these/Thesis_AI_For_Americans_First_EN.docx
+++ b/docs/a traduire/these/Thesis_AI_For_Americans_First_EN.docx
@@ -173,7 +173,7 @@
                 <w:color w:val="1A2744"/>
                 <w:sz w:val="22"/>
               </w:rPr>
-              <w:t>3.64:1 US/EU CACI ratio (Power Mode)</w:t>
+              <w:t>3.47:1 US/EU CACI ratio (Power Mode)</w:t>
             </w:r>
           </w:p>
         </w:tc>
@@ -313,7 +313,7 @@
           <w:color w:val="202020"/>
           <w:sz w:val="22"/>
         </w:rPr>
-        <w:t>As of April 2026, the United States concentrates 78.9% of global operational AI compute. The raw US/EU compute ratio stands at 17.6:1, which the CACI Power Mode formula translates into a 3.64:1 advantage. While the EU maintains high sovereignty over its physical install base (78.6%), its vulnerability lies in the operational cloud layer (hosted mainly on AWS/Azure/GCP).</w:t>
+        <w:t>As of April 2026, the United States concentrates 78.9% of global operational AI compute. The raw US/EU compute ratio stands at 17.6:1, which the CACI Power Mode formula translates into a 3.47:1 advantage. While the EU maintains high sovereignty over its physical install base (78.6%), its vulnerability lies in the operational cloud layer (hosted mainly on AWS/Azure/GCP).</w:t>
       </w:r>
     </w:p>
     <w:p>
@@ -1996,7 +1996,7 @@
           <w:color w:val="555555"/>
           <w:sz w:val="18"/>
         </w:rPr>
-        <w:t>[a] Public dashboard: https://mo0ogly.github.io/America-First-IA/dashboard/. Working Paper: https://mo0ogly.github.io/America-First-IA/pdf/Working_Paper_CACI_AI_Competitiveness.pdf. The CACI Power Mode formula F^0.40 x L^0.20 x R^0.15 / E^0.25 reproduces the live calculation; the headline ratio of 3.46:1 between USA and EU (aggregated) is computed on the live dataset as of April 2026.</w:t>
+        <w:t>[a] Public dashboard: https://mo0ogly.github.io/America-First-IA/dashboard/. Working Paper: https://mo0ogly.github.io/America-First-IA/pdf/Working_Paper_CACI_AI_Competitiveness.pdf. The CACI Power Mode formula F^0.40 x L^0.20 x R^0.15 / E^0.25 reproduces the live calculation; the headline ratio of 3.47:1 between USA and EU (aggregated) is computed on the live dataset as of April 2026.</w:t>
       </w:r>
     </w:p>
     <w:p/>
@@ -2680,7 +2680,7 @@
           <w:color w:val="202020"/>
           <w:sz w:val="22"/>
         </w:rPr>
-        <w:t>Economic interpretation. In logarithmic form, the CACI in Intensity Mode can be written ln(CACI) = 0.40 ln(F) + 0.20 ln(L) + 0.15 ln(R) - 0.25 ln(E) - ln(GDP). This transformation linearizes the relationship and allows each coefficient to be interpreted as an elasticity. The indicator is designed for bilateral comparison: the ratio CACI(US)/CACI(EU) measures relative competitive advantage. The April 2026 snapshot yields a ratio of 3.46:1 in Power Mode (F_total) - this is the headline figure of this study.</w:t>
+        <w:t>Economic interpretation. In logarithmic form, the CACI in Intensity Mode can be written ln(CACI) = 0.40 ln(F) + 0.20 ln(L) + 0.15 ln(R) - 0.25 ln(E) - ln(GDP). This transformation linearizes the relationship and allows each coefficient to be interpreted as an elasticity. The indicator is designed for bilateral comparison: the ratio CACI(US)/CACI(EU) measures relative competitive advantage. The April 2026 snapshot yields a ratio of 3.47:1 in Power Mode (F_total) - this is the headline figure of this study.</w:t>
       </w:r>
     </w:p>
     <w:p>
@@ -2725,7 +2725,7 @@
           <w:color w:val="202020"/>
           <w:sz w:val="22"/>
         </w:rPr>
-        <w:t>F(r,t) - Installed AI compute capacity. Estimation follows a bottom-up approach. The main layer comes from the Epoch AI GPU Clusters dataset (April 2026 version), providing 16-bit FLOP/s and H100-equivalent performance aggregated by country for 2019-2026. National shares of operational compute on the April 2026 snapshot are: USA 76.9 percent, China 12.8 percent, EU (13 main economies) 4.4 percent, Norway 1.1 percent, Japan 1.0 percent.[17] When all reported clusters are included (operational plus planned), the USA share moves to about 50 percent, with the Gulf (UAE, Saudi Arabia) and Korea capturing a large share of the projected 2027-2030 buildout. The complementary layer comes from the OECD (Lehdonvirta et al., 2025), cataloguing cloud regions with AI accelerators across 39 economies, capturing the accessibility dimension that physically installed compute does not fully reflect.</w:t>
+        <w:t>F(r,t) - Installed AI compute capacity. Estimation follows a bottom-up approach. The main layer comes from the Epoch AI GPU Clusters dataset (April 2026 version), providing 16-bit FLOP/s and H100-equivalent performance aggregated by country for 2019-2026. National shares of operational compute on the April 2026 snapshot are: USA 78.9 percent, China 12.8 percent, EU (13 main economies) 4.4 percent, Norway 1.1 percent, Japan 1.0 percent.[17] When all reported clusters are included (operational plus planned), the USA share moves to about 50 percent, with the Gulf (UAE, Saudi Arabia) and Korea capturing a large share of the projected 2027-2030 buildout. The complementary layer comes from the OECD (Lehdonvirta et al., 2025), cataloguing cloud regions with AI accelerators across 39 economies, capturing the accessibility dimension that physically installed compute does not fully reflect.</w:t>
       </w:r>
     </w:p>
     <w:p>
@@ -2800,7 +2800,7 @@
           <w:color w:val="202020"/>
           <w:sz w:val="22"/>
         </w:rPr>
-        <w:t>This normalization choice is methodologically grounded on three arguments. First, the United States constitutes a natural benchmark given its dominant position across all four CACI factors: 76.9 percent of global operational AI compute (Epoch AI, April 2026), the lowest effective industrial energy costs among major OECD economies (USD 85 per MWh, PPA-adjusted, versus USD 115 in France and USD 140 in Germany - dashboard CSV, April 2026), the highest nominal GDP, and an unmatched AI human capital ecosystem. Second, normalization to the leader is the established convention for relative competitiveness indices: Balassa RCA (1965), the WEF GCI (Schwab, 2019) and UNIDO Competitive Industrial Performance Index all proceed by ratio to the sectoral or national leader. Third, this normalization eliminates interpretive ambiguities of absolute values and enables temporal comparisons: a France CACI moving from 25 to 35 between 2024 and 2028 signifies partial catch-up, even if both countries raw values have increased.</w:t>
+        <w:t>This normalization choice is methodologically grounded on three arguments. First, the United States constitutes a natural benchmark given its dominant position across all four CACI factors: 78.9 percent of global operational AI compute (Epoch AI, April 2026), the lowest effective industrial energy costs among major OECD economies (USD 85 per MWh, PPA-adjusted, versus USD 115 in France and USD 140 in Germany - dashboard CSV, April 2026), the highest nominal GDP, and an unmatched AI human capital ecosystem. Second, normalization to the leader is the established convention for relative competitiveness indices: Balassa RCA (1965), the WEF GCI (Schwab, 2019) and UNIDO Competitive Industrial Performance Index all proceed by ratio to the sectoral or national leader. Third, this normalization eliminates interpretive ambiguities of absolute values and enables temporal comparisons: a France CACI moving from 25 to 35 between 2024 and 2028 signifies partial catch-up, even if both countries raw values have increased.</w:t>
       </w:r>
     </w:p>
     <w:p>
@@ -2815,7 +2815,7 @@
           <w:color w:val="202020"/>
           <w:sz w:val="22"/>
         </w:rPr>
-        <w:t>The most important methodological consequence of this normalization is the revelation of a structural gap that traditional indices conceal. The IMF AI Preparedness Index (Cazzaniga et al., 2024) assigns scores of 0.85 (USA) and 0.74 (France), a ratio of 1.15:1, suggesting near-parity. The Tortoise Global AI Index produces similar gaps. Yet the normalized CACI in Power Mode places France at about 25 and Germany at about 5 on a scale where the United States = 100, i.e. ratios of 4:1 and 19:1 respectively. The headline US/EU ratio (EU aggregated as 13 main economies) is 3.46:1. This divergence is not contradictory: it results from the fact that multi-dimensional indices linearly aggregate normative dimensions (regulation, ethics, publications) that arithmetically compensate for deficits on material factors (compute, energy). The CACI, by isolating these material factors, exposes the physical chasm that composite metrics average away.</w:t>
+        <w:t>The most important methodological consequence of this normalization is the revelation of a structural gap that traditional indices conceal. The IMF AI Preparedness Index (Cazzaniga et al., 2024) assigns scores of 0.85 (USA) and 0.74 (France), a ratio of 1.15:1, suggesting near-parity. The Tortoise Global AI Index produces similar gaps. Yet the normalized CACI in Power Mode places France at about 25 and Germany at about 5 on a scale where the United States = 100, i.e. ratios of 4:1 and 19:1 respectively. The headline US/EU ratio (EU aggregated as 13 main economies) is 3.47:1. This divergence is not contradictory: it results from the fact that multi-dimensional indices linearly aggregate normative dimensions (regulation, ethics, publications) that arithmetically compensate for deficits on material factors (compute, energy). The CACI, by isolating these material factors, exposes the physical chasm that composite metrics average away.</w:t>
       </w:r>
     </w:p>
     <w:p>
@@ -3070,7 +3070,7 @@
           <w:color w:val="202020"/>
           <w:sz w:val="22"/>
         </w:rPr>
-        <w:t>Outputs (Power Mode F_total, normalised at USA = 100). USA = 100.0; EU(13) = 28.9; France = 25.3; India = 22.2; China = 15.7; UK = 7.0; Germany = 5.4. UAE = 55.7 in Physical CACI but only 6.0 in Sovereign CACI (F_dom restricted to clusters owned by domestic entities G42, MGX, Mubadala, Khazna, TII), illustrating the Physical/Sovereign decomposition: 99.6 percent of UAE F_total is owned by US-side actors (Stargate UAE, Microsoft, OpenAI). Headline ratios: US/EU(13) = 3.46:1; US/France = 3.96:1; US/Germany = 18.59:1; US/China = 7.46:1.</w:t>
+        <w:t>Outputs (Power Mode F_total, normalised at USA = 100). USA = 100.0; EU(13) = 28.8; France = 12.6; India = 7.2; China = 38.4; UK = 7.4; Germany = 13.2. UAE = 55.7 in Physical CACI but only 6.0 in Sovereign CACI (F_dom restricted to clusters owned by domestic entities G42, MGX, Mubadala, Khazna, TII), illustrating the Physical/Sovereign decomposition: 99.6 percent of UAE F_total is owned by US-side actors (Stargate UAE, Microsoft, OpenAI). Headline ratios: US/EU(13) = 3.47:1; US/France = 3.96:1; US/Germany = 18.59:1; US/China = 7.46:1.</w:t>
       </w:r>
     </w:p>
     <w:p>
@@ -3085,7 +3085,7 @@
           <w:color w:val="202020"/>
           <w:sz w:val="22"/>
         </w:rPr>
-        <w:t>These outputs are reproduced live on the public dashboard. Any subsequent dashboard update (new clusters, energy revisions, GDP refresh) will mechanically refresh the figures; the methodology does not change. The Power Mode F_total ratio of 3.46:1 reported on the cover and throughout this study corresponds exactly to this snapshot.</w:t>
+        <w:t>These outputs are reproduced live on the public dashboard. Any subsequent dashboard update (new clusters, energy revisions, GDP refresh) will mechanically refresh the figures; the methodology does not change. The Power Mode F_total ratio of 3.47:1 reported on the cover and throughout this study corresponds exactly to this snapshot.</w:t>
       </w:r>
     </w:p>
     <w:p>
@@ -4359,7 +4359,7 @@
           <w:color w:val="202020"/>
           <w:sz w:val="22"/>
         </w:rPr>
-        <w:t>The result is unequivocal. On operational compute alone, the United States concentrates 76.9 percent of global H100-equivalent capacity, China holds 12.8 percent, and the EU(13) accounts for 4.4 percent. The remaining countries combine to roughly 6 percent. The operational US/EU H100-equivalent ratio is therefore 17.6:1, a gap of considerable magnitude that has widened slightly since the May 2025 GeoCoded/Sanchez snapshot (74.5 / 14.1 / 4.8 percent).[12]</w:t>
+        <w:t>The result is unequivocal. On operational compute alone, the United States concentrates 78.9 percent of global H100-equivalent capacity, China holds 12.8 percent, and the EU(13) accounts for 4.4 percent. The remaining countries combine to roughly 6 percent. The operational US/EU H100-equivalent ratio is therefore 17.6:1, a gap of considerable magnitude that has widened slightly since the May 2025 GeoCoded/Sanchez snapshot (74.5 / 14.1 / 4.8 percent).[12]</w:t>
       </w:r>
     </w:p>
     <w:p>
@@ -4449,7 +4449,7 @@
           <w:color w:val="202020"/>
           <w:sz w:val="22"/>
         </w:rPr>
-        <w:t>These data allow a sharp calibration of the CACI defined in Chapter II. Using the geometric weighted formula CACI = F^0.40 x L^0.20 x R^0.15 / E^0.25 (Power Mode), with the April 2026 dashboard reference values: operational US compute of 2,759,968 PetaFLOP/s (FP16) versus 156,632 PetaFLOP/s for the EU(13), an EU/US PPA-adjusted energy ratio of 1.59x (135 vs. 85 USD/MWh), comparable workforce orders of magnitude (3.5 vs. 9.6 million across the EU(13)), and geopolitical access factors of R(US) = 1.0 versus R(EU) = 0.9, the CACI(US)/CACI(EU) Power Mode ratio settles at 3.46:1.</w:t>
+        <w:t>These data allow a sharp calibration of the CACI defined in Chapter II. Using the geometric weighted formula CACI = F^0.40 x L^0.20 x R^0.15 / E^0.25 (Power Mode), with the April 2026 dashboard reference values: operational US compute of 2,759,968 PetaFLOP/s (FP16) versus 156,632 PetaFLOP/s for the EU(13), an EU/US PPA-adjusted energy ratio of 1.59x (135 vs. 85 USD/MWh), comparable workforce orders of magnitude (3.5 vs. 9.6 million across the EU(13)), and geopolitical access factors of R(US) = 1.0 versus R(EU) = 0.9, the CACI(US)/CACI(EU) Power Mode ratio settles at 3.47:1.</w:t>
       </w:r>
     </w:p>
     <w:p>
@@ -4464,7 +4464,7 @@
           <w:color w:val="202020"/>
           <w:sz w:val="22"/>
         </w:rPr>
-        <w:t>The gap is substantially attenuated relative to the 17.6:1 raw H100-equivalent advantage because the geometric exponents (F at 0.40, L at 0.20, R at 0.15, E at 0.25) apply diminishing returns to the massive US compute lead and reward the EU partially on labour, geopolitical access and lower energy multipliers. In Intensity Mode (dividing additionally by GDP), the gap narrows further to roughly 1.4:1, which is why the headline ratio used throughout this study is the Power Mode ratio of 3.46:1. Chapter V projects the evolution of this ratio under each scenario.</w:t>
+        <w:t>The gap is substantially attenuated relative to the 17.6:1 raw H100-equivalent advantage because the geometric exponents (F at 0.40, L at 0.20, R at 0.15, E at 0.25) apply diminishing returns to the massive US compute lead and reward the EU partially on labour, geopolitical access and lower energy multipliers. In Intensity Mode (dividing additionally by GDP), the gap narrows further to roughly 1.4:1, which is why the headline ratio used throughout this study is the Power Mode ratio of 3.47:1. Chapter V projects the evolution of this ratio under each scenario.</w:t>
       </w:r>
     </w:p>
     <w:p>
@@ -4764,7 +4764,7 @@
           <w:color w:val="202020"/>
           <w:sz w:val="22"/>
         </w:rPr>
-        <w:t>(2) This demand is structurally concentrated in the United States. The April 2026 dashboard snapshot puts the US share of operational AI compute at 76.9 percent in H100-equivalents and at 49.9 percent if announced clusters are included; 45 percent of data center electricity consumption; and more than 80 percent of frontier-AI private investment. The concentration on operational compute is increasing over time.</w:t>
+        <w:t>(2) This demand is structurally concentrated in the United States. The April 2026 dashboard snapshot puts the US share of operational AI compute at 78.9 percent in H100-equivalents and at 49.9 percent if announced clusters are included; 45 percent of data center electricity consumption; and more than 80 percent of frontier-AI private investment. The concentration on operational compute is increasing over time.</w:t>
       </w:r>
     </w:p>
     <w:p>
@@ -6007,7 +6007,7 @@
                 <w:color w:val="202020"/>
                 <w:sz w:val="20"/>
               </w:rPr>
-              <w:t>76.9 pct</w:t>
+              <w:t>78.9 pct</w:t>
             </w:r>
           </w:p>
         </w:tc>
@@ -6485,7 +6485,7 @@
                 <w:color w:val="202020"/>
                 <w:sz w:val="20"/>
               </w:rPr>
-              <w:t>15.7</w:t>
+              <w:t>38.4</w:t>
             </w:r>
           </w:p>
         </w:tc>
@@ -6503,7 +6503,7 @@
                 <w:color w:val="202020"/>
                 <w:sz w:val="20"/>
               </w:rPr>
-              <w:t>28.9</w:t>
+              <w:t>28.8</w:t>
             </w:r>
           </w:p>
         </w:tc>
@@ -6521,7 +6521,7 @@
                 <w:color w:val="202020"/>
                 <w:sz w:val="20"/>
               </w:rPr>
-              <w:t>3.46:1</w:t>
+              <w:t>3.47:1</w:t>
             </w:r>
           </w:p>
         </w:tc>
@@ -7760,7 +7760,7 @@
           <w:color w:val="555555"/>
           <w:sz w:val="22"/>
         </w:rPr>
-        <w:t>Chapter III established the facts: the United States concentrates 76.9 percent of operational global AI compute (49.9 percent if planned clusters are included), 45 percent of data center energy consumption, and controls 70 percent of the European cloud market through three hyperscalers. This chapter analyses the mechanisms through which this compute asymmetry translates into measurable competitive advantage. We identify four transmission channels: training costs as a barrier to entry, cloud concentration as a vector of dependence, regionally differentiated productivity, and the capture of innovation rents by first movers.</w:t>
+        <w:t>Chapter III established the facts: the United States concentrates 78.9 percent of operational global AI compute (49.9 percent if planned clusters are included), 45 percent of data center energy consumption, and controls 70 percent of the European cloud market through three hyperscalers. This chapter analyses the mechanisms through which this compute asymmetry translates into measurable competitive advantage. We identify four transmission channels: training costs as a barrier to entry, cloud concentration as a vector of dependence, regionally differentiated productivity, and the capture of innovation rents by first movers.</w:t>
       </w:r>
     </w:p>
     <w:p>
@@ -8165,7 +8165,7 @@
           <w:color w:val="202020"/>
           <w:sz w:val="22"/>
         </w:rPr>
-        <w:t>This investment deficit, combined with the compute asymmetry and energy costs, produces a conditional AI productivity gap. In our modelling, we distinguish between theoretical potential (identical for US and EU with comparable sectoral structures) and achievable potential, which depends on effective compute access. With a CACI(US)/CACI(EU) of 3.46:1 in Power Mode (Chapter III) on the April 2026 dashboard snapshot, the achievable European potential is structurally inferior. Translated into normalised CACI scores, the EU sits at 28.9 against a US benchmark of 100, France at 25.3, Germany at 5.4 - the gap is therefore not 7 to 12 times inferior as earlier analyses suggested, but is precisely 3.46 to 1 in compute-adjusted competitive intensity, with sharp variation across member states.</w:t>
+        <w:t>This investment deficit, combined with the compute asymmetry and energy costs, produces a conditional AI productivity gap. In our modelling, we distinguish between theoretical potential (identical for US and EU with comparable sectoral structures) and achievable potential, which depends on effective compute access. With a CACI(US)/CACI(EU) of 3.47:1 in Power Mode (Chapter III) on the April 2026 dashboard snapshot, the achievable European potential is structurally inferior. Translated into normalised CACI scores, the EU sits at 28.9 against a US benchmark of 100, France at 25.3, Germany at 5.4 - the gap is therefore not 7 to 12 times inferior as earlier analyses suggested, but is precisely 3.47 to 1 in compute-adjusted competitive intensity, with sharp variation across member states.</w:t>
       </w:r>
     </w:p>
     <w:p>
@@ -8330,7 +8330,7 @@
           <w:color w:val="202020"/>
           <w:sz w:val="22"/>
         </w:rPr>
-        <w:t>The four channels identified form a reinforcing system. The compute asymmetry (Chapter III) feeds differentiated training costs (4.1), which strengthen dependence on US cloud (4.2), which constrains achievable productivity (4.3), which slows European investment and reinforces rent capture by American players (4.4), which in turn widens the compute gap. With the April 2026 snapshot of 76.9 percent operational compute share, 1.59x PPA-adjusted energy cost and a CACI Power Mode ratio of 3.46:1, this circle constitutes what Farrell and Newman (2019) would describe as structural interdependence weaponisation: European dependence on American infrastructure, initially founded on economic efficiency, becomes a lever of geopolitical power when instrumentalised by measures such as Section 232.</w:t>
+        <w:t>The four channels identified form a reinforcing system. The compute asymmetry (Chapter III) feeds differentiated training costs (4.1), which strengthen dependence on US cloud (4.2), which constrains achievable productivity (4.3), which slows European investment and reinforces rent capture by American players (4.4), which in turn widens the compute gap. With the April 2026 snapshot of 78.9 percent operational compute share, 1.59x PPA-adjusted energy cost and a CACI Power Mode ratio of 3.47:1, this circle constitutes what Farrell and Newman (2019) would describe as structural interdependence weaponisation: European dependence on American infrastructure, initially founded on economic efficiency, becomes a lever of geopolitical power when instrumentalised by measures such as Section 232.</w:t>
       </w:r>
     </w:p>
     <w:p>
@@ -9426,7 +9426,7 @@
                 <w:color w:val="202020"/>
                 <w:sz w:val="20"/>
               </w:rPr>
-              <w:t>3.46:1</w:t>
+              <w:t>3.47:1</w:t>
             </w:r>
           </w:p>
         </w:tc>
@@ -10064,7 +10064,7 @@
           <w:color w:val="202020"/>
           <w:sz w:val="22"/>
         </w:rPr>
-        <w:t>EP2 - Persistent concentration of compute in the United States. The US/EU ratio of 17.6:1 in raw installed compute (Chapter III, April 2026 dashboard snapshot: 2,759,968 vs 156,632 PFLOP/s), resulting in a CACI Power Mode ratio of 3.46:1 once weighted by the geometric formula F^0.40 x L^0.20 x R^0.15 / E^0.25, reflects investment decisions taken in 2022-2025 whose effects materialise until 2028-2029 (data center construction delays: 18-36 months). Even an immediate political reversal would not alter the installed stock before the end of the decade.</w:t>
+        <w:t>EP2 - Persistent concentration of compute in the United States. The US/EU ratio of 17.6:1 in raw installed compute (Chapter III, April 2026 dashboard snapshot: 2,759,968 vs 156,632 PFLOP/s), resulting in a CACI Power Mode ratio of 3.47:1 once weighted by the geometric formula F^0.40 x L^0.20 x R^0.15 / E^0.25, reflects investment decisions taken in 2022-2025 whose effects materialise until 2028-2029 (data center construction delays: 18-36 months). Even an immediate political reversal would not alter the installed stock before the end of the decade.</w:t>
       </w:r>
     </w:p>
     <w:p>
@@ -10349,7 +10349,7 @@
           <w:color w:val="202020"/>
           <w:sz w:val="22"/>
         </w:rPr>
-        <w:t>M6 - CACI(US)/CACI(EU): goes from 3.46:1 (April 2026) to 4-5:1 (2030). The gap widens moderately as the F factor (compute) accumulates on the US side while E costs (energy) weigh on the EU side.</w:t>
+        <w:t>M6 - CACI(US)/CACI(EU): goes from 3.47:1 (April 2026) to 4-5:1 (2030). The gap widens moderately as the F factor (compute) accumulates on the US side while E costs (energy) weigh on the EU side.</w:t>
       </w:r>
     </w:p>
     <w:p>
@@ -10529,7 +10529,7 @@
           <w:color w:val="202020"/>
           <w:sz w:val="22"/>
         </w:rPr>
-        <w:t>M6 - CACI ratio: explodes from 3.46:1 (April 2026) to 6-8:1 (2030). This is the scenario where the gap is largest, with all three CACI factors deteriorating simultaneously on the European side: F capped by quotas, E inflated by tariffs, L weakened by an accelerated brain drain to the United States.</w:t>
+        <w:t>M6 - CACI ratio: explodes from 3.47:1 (April 2026) to 6-8:1 (2030). This is the scenario where the gap is largest, with all three CACI factors deteriorating simultaneously on the European side: F capped by quotas, E inflated by tariffs, L weakened by an accelerated brain drain to the United States.</w:t>
       </w:r>
     </w:p>
     <w:p>
@@ -10709,7 +10709,7 @@
           <w:color w:val="202020"/>
           <w:sz w:val="22"/>
         </w:rPr>
-        <w:t>M6 - CACI ratio: drops from 3.46:1 (April 2026) to 2.0-2.5:1 (2030). This is the most favourable realistically achievable scenario at the 2030 horizon. The F factor improves significantly, E benefits from nuclear, but L remains slightly lower (the US AI ecosystem being more attractive for top talent).</w:t>
+        <w:t>M6 - CACI ratio: drops from 3.47:1 (April 2026) to 2.0-2.5:1 (2030). This is the most favourable realistically achievable scenario at the 2030 horizon. The F factor improves significantly, E benefits from nuclear, but L remains slightly lower (the US AI ecosystem being more attractive for top talent).</w:t>
       </w:r>
     </w:p>
     <w:p>
@@ -10889,7 +10889,7 @@
           <w:color w:val="202020"/>
           <w:sz w:val="22"/>
         </w:rPr>
-        <w:t>M6 - CACI ratio: follows a U-shaped trajectory: degradation from 3.46:1 to 8-12:1 in 2027-2028 (peak shock), then improvement to 4-7:1 by 2030. The result depends heavily on European execution speed: each year of delay on Gigafactories prolongs the period of maximum vulnerability.</w:t>
+        <w:t>M6 - CACI ratio: follows a U-shaped trajectory: degradation from 3.47:1 to 8-12:1 in 2027-2028 (peak shock), then improvement to 4-7:1 by 2030. The result depends heavily on European execution speed: each year of delay on Gigafactories prolongs the period of maximum vulnerability.</w:t>
       </w:r>
     </w:p>
     <w:p>
@@ -10964,7 +10964,7 @@
           <w:color w:val="202020"/>
           <w:sz w:val="22"/>
         </w:rPr>
-        <w:t>Table 11 below consolidates the trajectory of the six divergence metrics for the four scenarios by the 2030 horizon, anchored on the April 2026 dashboard snapshot (US/EU raw operational compute 17.6:1, CACI Power Mode 3.46:1).</w:t>
+        <w:t>Table 11 below consolidates the trajectory of the six divergence metrics for the four scenarios by the 2030 horizon, anchored on the April 2026 dashboard snapshot (US/EU raw operational compute 17.6:1, CACI Power Mode 3.47:1).</w:t>
       </w:r>
     </w:p>
     <w:p>
@@ -11609,7 +11609,7 @@
           <w:color w:val="202020"/>
           <w:sz w:val="22"/>
         </w:rPr>
-        <w:t>Note from Chapter I: the EU is largely sovereign on installed compute (99.2% of F_total is EU-owned). The vulnerability is not on installed F but on the cloud workload layer (the compute actually used by EU firms, majorly on AWS/Azure/GCP). CADA targets exactly this layer.</w:t>
+        <w:t>Note from Chapter I: the EU is largely sovereign on installed compute (78.6% of F_total is EU-owned). The vulnerability is not on installed F but on the cloud workload layer (the compute actually used by EU firms, majorly on AWS/Azure/GCP). CADA targets exactly this layer.</w:t>
       </w:r>
     </w:p>
     <w:p>
@@ -12059,7 +12059,7 @@
           <w:color w:val="555555"/>
           <w:sz w:val="18"/>
         </w:rPr>
-        <w:t>Source: author's construction; baseline April 2026 snapshot (US/EU raw operational compute 17.6:1, CACI Power Mode 3.46:1).</w:t>
+        <w:t>Source: author's construction; baseline April 2026 snapshot (US/EU raw operational compute 17.6:1, CACI Power Mode 3.47:1).</w:t>
       </w:r>
     </w:p>
     <w:tbl>
@@ -15858,7 +15858,7 @@
           <w:color w:val="202020"/>
           <w:sz w:val="22"/>
         </w:rPr>
-        <w:t>Configuration 2: Energy and Application Hub (scenario C). France exploits its nuclear advantage to become the energy center of gravity for AI in Europe. Mistral Compute and Gigafactories provide competitive local compute for inference and fine-tuning. French companies are sovereign in application but dependent on US hardware. On raw compute, the US/EU ratio drops from 17.6:1 in 2025 toward 8-10:1 in 2030; on CACI Power Mode, the gap closes from 3.46:1 toward 2.0-2.5:1. Brain drain is slowed by the existence of an attractive local ecosystem.</w:t>
+        <w:t>Configuration 2: Energy and Application Hub (scenario C). France exploits its nuclear advantage to become the energy center of gravity for AI in Europe. Mistral Compute and Gigafactories provide competitive local compute for inference and fine-tuning. French companies are sovereign in application but dependent on US hardware. On raw compute, the US/EU ratio drops from 17.6:1 in 2025 toward 8-10:1 in 2030; on CACI Power Mode, the gap closes from 3.47:1 toward 2.0-2.5:1. Brain drain is slowed by the existence of an attractive local ecosystem.</w:t>
       </w:r>
     </w:p>
     <w:p>
@@ -17954,7 +17954,7 @@
           <w:color w:val="202020"/>
           <w:sz w:val="22"/>
         </w:rPr>
-        <w:t>North-South Fracture. The compute gap between the United States and South America is much more pronounced than the US-Europe gap. While the raw US/EU(13) ratio is 17.6:1 on installed operational compute and the CACI(US)/CACI(EU) ratio is 3.46:1 (Chapter III, April 2026 baseline), an equivalent CACI(US)/CACI(Brazil) ratio would be in the range of 30-50:1 in CACI Power Mode and well over 100:1 in raw compute, reflecting the combination of a deficit in installed computing capacity, more limited AI human capital, and a higher cost of capital (Brazilian Selic at 14.25 percent at the end of 2025). This gap is such that catching up is almost impossible by 2030 without massive external help.</w:t>
+        <w:t>North-South Fracture. The compute gap between the United States and South America is much more pronounced than the US-Europe gap. While the raw US/EU(13) ratio is 17.6:1 on installed operational compute and the CACI(US)/CACI(EU) ratio is 3.47:1 (Chapter III, April 2026 baseline), an equivalent CACI(US)/CACI(Brazil) ratio would be in the range of 30-50:1 in CACI Power Mode and well over 100:1 in raw compute, reflecting the combination of a deficit in installed computing capacity, more limited AI human capital, and a higher cost of capital (Brazilian Selic at 14.25 percent at the end of 2025). This gap is such that catching up is almost impossible by 2030 without massive external help.</w:t>
       </w:r>
     </w:p>
     <w:p>
@@ -18626,7 +18626,7 @@
           <w:color w:val="555555"/>
           <w:sz w:val="18"/>
         </w:rPr>
-        <w:t>Source: Author's construction, calibration on April 2026 baseline (raw US/EU(13) 17.6:1, CACI Power Mode 3.46:1).</w:t>
+        <w:t>Source: Author's construction, calibration on April 2026 baseline (raw US/EU(13) 17.6:1, CACI Power Mode 3.47:1).</w:t>
       </w:r>
     </w:p>
     <w:tbl>
@@ -21883,7 +21883,7 @@
           <w:color w:val="555555"/>
           <w:sz w:val="22"/>
         </w:rPr>
-        <w:t>The previous chapters have established that American AI protectionism creates a measurable structural competitive advantage (US/EU CACI Power Mode of 3.46:1 on the April 2026 snapshot, operational installed compute raw ratio of 17.6:1), accelerated by the 2026 Trump tariffs and the concentration of compute in the United States (76.9% of global operational AI compute, 660-690 billion USD in annual capex from hyperscalers alone). This chapter formulates strategic recommendations articulated across three time horizons and five structuring axes, leveraging France's specific comparative advantages (nuclear, Mistral, regulation) and existing European instruments (AI Continent Action Plan, Chips Act, InvestAI).</w:t>
+        <w:t>The previous chapters have established that American AI protectionism creates a measurable structural competitive advantage (US/EU CACI Power Mode of 3.47:1 on the April 2026 snapshot, operational installed compute raw ratio of 17.6:1), accelerated by the 2026 Trump tariffs and the concentration of compute in the United States (78.9% of global operational AI compute, 660-690 billion USD in annual capex from hyperscalers alone). This chapter formulates strategic recommendations articulated across three time horizons and five structuring axes, leveraging France's specific comparative advantages (nuclear, Mistral, regulation) and existing European instruments (AI Continent Action Plan, Chips Act, InvestAI).</w:t>
       </w:r>
     </w:p>
     <w:p>
@@ -21928,7 +21928,7 @@
           <w:color w:val="202020"/>
           <w:sz w:val="22"/>
         </w:rPr>
-        <w:t>The starting point is the infrastructure gap. The EU has approximately 35 GW of IT data center capacity compared to 53.7 GW in the United States and 19.6 GW in China. In strict AI compute, the April 2026 public dashboard establishes an EU(13) F_total share of 3.3% versus 76.9% for the United States, representing a raw operational ratio of 17.6:1 and a CACI Power Mode ratio (geometric formula F^0.40 x L^0.20 x R^0.15 / E^0.25) of 3.46:1. Three immediate measures are required.</w:t>
+        <w:t>The starting point is the infrastructure gap. The EU has approximately 35 GW of IT data center capacity compared to 53.7 GW in the United States and 19.6 GW in China. In strict AI compute, the April 2026 public dashboard establishes an EU(13) F_total share of 3.3% versus 78.9% for the United States, representing a raw operational ratio of 17.6:1 and a CACI Power Mode ratio (geometric formula F^0.40 x L^0.20 x R^0.15 / E^0.25) of 3.47:1. Three immediate measures are required.</w:t>
       </w:r>
     </w:p>
     <w:p>
@@ -21958,7 +21958,7 @@
           <w:color w:val="202020"/>
           <w:sz w:val="22"/>
         </w:rPr>
-        <w:t>A key nuance from the Phys/Sov analysis of Chapter I (Fig 1.8): on physically installed compute, the EU is already largely sovereign (99.2% of EU F_total is held by EU operators). The window of vulnerability is therefore not so much on installed F as on the cloud workload layer (the compute actually used by EU companies, mostly hosted on AWS/Azure/GCP). The following recommendations primarily target this operational layer.</w:t>
+        <w:t>A key nuance from the Phys/Sov analysis of Chapter I (Fig 1.8): on physically installed compute, the EU is already largely sovereign (78.6% of EU F_total is held by EU operators). The window of vulnerability is therefore not so much on installed F as on the cloud workload layer (the compute actually used by EU companies, mostly hosted on AWS/Azure/GCP). The following recommendations primarily target this operational layer.</w:t>
       </w:r>
     </w:p>
     <w:p>
@@ -22818,7 +22818,7 @@
           <w:color w:val="202020"/>
           <w:sz w:val="22"/>
         </w:rPr>
-        <w:t>Condition 3: European coherence. Intra-European fragmentation (27 energy regimes, divergent positions on nuclear, competing national sovereignty approaches) remains the main obstacle. Scenario C of Chapter V (asymmetric partnership, baseline 3.46:1 toward 2.0-2.5:1) only works for Europe if it speaks with one voice in negotiations with Washington.</w:t>
+        <w:t>Condition 3: European coherence. Intra-European fragmentation (27 energy regimes, divergent positions on nuclear, competing national sovereignty approaches) remains the main obstacle. Scenario C of Chapter V (asymmetric partnership, baseline 3.47:1 toward 2.0-2.5:1) only works for Europe if it speaks with one voice in negotiations with Washington.</w:t>
       </w:r>
     </w:p>
     <w:p>
@@ -22833,7 +22833,7 @@
           <w:color w:val="202020"/>
           <w:sz w:val="22"/>
         </w:rPr>
-        <w:t>Condition 4: the time factor. The tipping point identified in Chapter V (2028, EU compute plus energy saturation, and potential activation of Cloud Sovereignty Mandates) imposes a constrained schedule. If the AI Factories are not operational and the EDF sites not connected by that date, the compute gap will solidify into structural dependence. The window for strategic action is between 2026 and 2028—after which positions crystallize around the 17.6:1 raw / 3.46:1 CACI Power Mode baseline.</w:t>
+        <w:t>Condition 4: the time factor. The tipping point identified in Chapter V (2028, EU compute plus energy saturation, and potential activation of Cloud Sovereignty Mandates) imposes a constrained schedule. If the AI Factories are not operational and the EDF sites not connected by that date, the compute gap will solidify into structural dependence. The window for strategic action is between 2026 and 2028—after which positions crystallize around the 17.6:1 raw / 3.47:1 CACI Power Mode baseline.</w:t>
       </w:r>
     </w:p>
     <w:p>
@@ -22863,7 +22863,7 @@
           <w:color w:val="555555"/>
           <w:sz w:val="18"/>
         </w:rPr>
-        <w:t>Source: Author's construction; April 2026 baseline (US/EU operational raw compute 17.6:1, CACI Power Mode 3.46:1).</w:t>
+        <w:t>Source: Author's construction; April 2026 baseline (US/EU operational raw compute 17.6:1, CACI Power Mode 3.47:1).</w:t>
       </w:r>
     </w:p>
     <w:tbl>
@@ -23859,7 +23859,7 @@
           <w:color w:val="202020"/>
           <w:sz w:val="22"/>
         </w:rPr>
-        <w:t>The CACI (Compute-Adjusted Competitive Index) developed in this study allows for the quantification of structural asymmetry. On the April 2026 public dashboard snapshot, the US/EU(13) operational installed compute raw ratio stands at 17.6:1, translated by a weighted geometric formula F^0.40 x L^0.20 x R^0.15 / E^0.25 into a CACI Power Mode ratio of 3.46:1. The concentration of 76.9 percent of global operational AI compute in the United States (49.9 percent including planned capacities), an annual hyperscaler capex of 660-690 billion USD (higher than Sweden's GDP), and a frontier model training cost 5 to 10 times lower than the European cost confirm this dominance. The advantage is self-reinforcing: companies with abundant access to compute capture innovation and data rents that are very difficult to catch up with later (Chapter IV).</w:t>
+        <w:t>The CACI (Compute-Adjusted Competitive Index) developed in this study allows for the quantification of structural asymmetry. On the April 2026 public dashboard snapshot, the US/EU(13) operational installed compute raw ratio stands at 17.6:1, translated by a weighted geometric formula F^0.40 x L^0.20 x R^0.15 / E^0.25 into a CACI Power Mode ratio of 3.47:1. The concentration of 78.9 percent of global operational AI compute in the United States (49.9 percent including planned capacities), an annual hyperscaler capex of 660-690 billion USD (higher than Sweden's GDP), and a frontier model training cost 5 to 10 times lower than the European cost confirm this dominance. The advantage is self-reinforcing: companies with abundant access to compute capture innovation and data rents that are very difficult to catch up with later (Chapter IV).</w:t>
       </w:r>
     </w:p>
     <w:p>
@@ -23874,7 +23874,7 @@
           <w:color w:val="202020"/>
           <w:sz w:val="22"/>
         </w:rPr>
-        <w:t>An important methodological nuance from Chapter I (Fig 1.8): the Phys/Sov decomposition rigorously calculated from the Epoch AI 'Owner' field reveals that asymmetry is differentiated by jurisdiction. The United States and China are fully sovereign over their installed compute (CACI Phys = CACI Sov). The EU is also very largely sovereign over its installed F (99.2 percent EU-owned). The extreme case is that of the UAE: 99.6 percent of Emirati F_total is held by US-side operators (Stargate UAE, Microsoft, OpenAI), causing the sovereign CACI to drop from 55.7 (Physical) to 6.0. This Phys/Sov dissociation, formalized in Chapter V section 5.9.2 under the hypothesis of the 2028 Cloud Sovereignty Mandates activation, radically transforms the reading of asymmetry: European vulnerability lies not on installed compute but on the operational layer of cloud workloads (mostly hosted on AWS/Azure/GCP).</w:t>
+        <w:t>An important methodological nuance from Chapter I (Fig 1.8): the Phys/Sov decomposition rigorously calculated from the Epoch AI 'Owner' field reveals that asymmetry is differentiated by jurisdiction. The United States and China are fully sovereign over their installed compute (CACI Phys = CACI Sov). The EU is also very largely sovereign over its installed F (78.6 percent EU-owned). The extreme case is that of the UAE: 99.6 percent of Emirati F_total is held by US-side operators (Stargate UAE, Microsoft, OpenAI), causing the sovereign CACI to drop from 55.7 (Physical) to 6.0. This Phys/Sov dissociation, formalized in Chapter V section 5.9.2 under the hypothesis of the 2028 Cloud Sovereignty Mandates activation, radically transforms the reading of asymmetry: European vulnerability lies not on installed compute but on the operational layer of cloud workloads (mostly hosted on AWS/Azure/GCP).</w:t>
       </w:r>
     </w:p>
     <w:p>
@@ -24334,7 +24334,7 @@
           <w:color w:val="202020"/>
           <w:sz w:val="22"/>
         </w:rPr>
-        <w:t>Time is of the essence. The tipping point identified in this study is in 2028: convergence of EU compute and energy saturation (Chapter V section 5.7.3), potential activation of Cloud Sovereignty Mandates (Chapter V section 5.9), and the probable end of the vulnerability window before positions crystallize. After this date, positions stiffen around the 17.6:1 raw / 3.46:1 CACI Power Mode baseline and dependencies become structural. The 2026-2028 strategic action window is narrow. The 109 billion EUR in AI investments announced for France, the 200 billion EUR InvestAI program, the rise of Mistral Compute, and dedicated EDF nuclear sites are the elements of a response. But between announcement and execution, there is the distance that separates strategy from reality. India promises 200 billion USD but only has 1.4 GW installed. Europe cannot afford a comparable gap between ambition and realization.</w:t>
+        <w:t>Time is of the essence. The tipping point identified in this study is in 2028: convergence of EU compute and energy saturation (Chapter V section 5.7.3), potential activation of Cloud Sovereignty Mandates (Chapter V section 5.9), and the probable end of the vulnerability window before positions crystallize. After this date, positions stiffen around the 17.6:1 raw / 3.47:1 CACI Power Mode baseline and dependencies become structural. The 2026-2028 strategic action window is narrow. The 109 billion EUR in AI investments announced for France, the 200 billion EUR InvestAI program, the rise of Mistral Compute, and dedicated EDF nuclear sites are the elements of a response. But between announcement and execution, there is the distance that separates strategy from reality. India promises 200 billion USD but only has 1.4 GW installed. Europe cannot afford a comparable gap between ambition and realization.</w:t>
       </w:r>
     </w:p>
     <w:p>
@@ -24394,7 +24394,7 @@
           <w:color w:val="555555"/>
           <w:sz w:val="18"/>
         </w:rPr>
-        <w:t>Source: Author's construction, calibrated on the April 2026 snapshot (US 76.9% operational AI compute, EU raw ratio 17.6:1, CACI Power Mode 3.46:1).</w:t>
+        <w:t>Source: Author's construction, calibrated on the April 2026 snapshot (US 78.9% operational AI compute, EU raw ratio 17.6:1, CACI Power Mode 3.47:1).</w:t>
       </w:r>
     </w:p>
     <w:tbl>
@@ -24534,7 +24534,7 @@
                 <w:color w:val="202020"/>
                 <w:sz w:val="20"/>
               </w:rPr>
-              <w:t>Compute gap 17.6:1 raw / 3.46:1 CACI; training costs x5-10</w:t>
+              <w:t>Compute gap 17.6:1 raw / 3.47:1 CACI; training costs x5-10</w:t>
             </w:r>
           </w:p>
         </w:tc>
